--- a/gdd/GDD_v1.5.docx
+++ b/gdd/GDD_v1.5.docx
@@ -12519,7 +12519,36 @@
           <w:sz w:val="21"/>
           <w:szCs w:val="21"/>
         </w:rPr>
-        <w:t>To see all the used classes along with their roles and responsibilities in the game’s codebase refer to Appendix A.</w:t>
+        <w:t xml:space="preserve">To see all the used classes along with their roles and responsibilities in the game’s codebase refer to </w:t>
+      </w:r>
+      <w:hyperlink w:anchor="_toc1088">
+        <w:r>
+          <w:rPr>
+            <w:rStyle w:val="Hyperlink"/>
+            <w:rFonts w:eastAsia="Arial" w:cs="Arial"/>
+            <w:b w:val="false"/>
+            <w:bCs w:val="false"/>
+            <w:i w:val="false"/>
+            <w:iCs w:val="false"/>
+            <w:color w:val="222222"/>
+            <w:sz w:val="21"/>
+            <w:szCs w:val="21"/>
+          </w:rPr>
+          <w:t>Appendix A</w:t>
+        </w:r>
+      </w:hyperlink>
+      <w:r>
+        <w:rPr>
+          <w:rFonts w:eastAsia="Arial" w:cs="Arial"/>
+          <w:b w:val="false"/>
+          <w:bCs w:val="false"/>
+          <w:i w:val="false"/>
+          <w:iCs w:val="false"/>
+          <w:color w:val="222222"/>
+          <w:sz w:val="21"/>
+          <w:szCs w:val="21"/>
+        </w:rPr>
+        <w:t>.</w:t>
       </w:r>
     </w:p>
     <w:p>
@@ -15758,8 +15787,10 @@
         <w:spacing w:before="300" w:after="130"/>
         <w:rPr/>
       </w:pPr>
-      <w:bookmarkStart w:id="36" w:name="__RefHeading___Toc2068_1037531875"/>
+      <w:bookmarkStart w:id="36" w:name="_toc1088"/>
+      <w:bookmarkStart w:id="37" w:name="__RefHeading___Toc2068_1037531875"/>
       <w:bookmarkEnd w:id="36"/>
+      <w:bookmarkEnd w:id="37"/>
       <w:r>
         <w:rPr>
           <w:rFonts w:eastAsia="Arial" w:cs="Arial" w:ascii="Arial" w:hAnsi="Arial"/>
@@ -21932,8 +21963,8 @@
         <w:spacing w:before="300" w:after="130"/>
         <w:rPr/>
       </w:pPr>
-      <w:bookmarkStart w:id="37" w:name="__RefHeading___Toc2070_1037531875"/>
-      <w:bookmarkEnd w:id="37"/>
+      <w:bookmarkStart w:id="38" w:name="__RefHeading___Toc2070_1037531875"/>
+      <w:bookmarkEnd w:id="38"/>
       <w:r>
         <w:rPr>
           <w:rFonts w:eastAsia="Arial" w:cs="Arial" w:ascii="Arial" w:hAnsi="Arial"/>
